--- a/Fichas/PI EXCESO DE CORRIENTE.docx
+++ b/Fichas/PI EXCESO DE CORRIENTE.docx
@@ -1599,18 +1599,33 @@
                 <w14:ligatures w14:val="none"/>
               </w:rPr>
             </w:pPr>
-            <w:r>
-              <w:rPr>
-                <w:rFonts w:ascii="Calibri" w:eastAsia="Times New Roman" w:hAnsi="Calibri" w:cs="Calibri"/>
-                <w:b w:val="0"/>
-                <w:color w:val="000000"/>
-                <w:kern w:val="0"/>
-                <w:sz w:val="22"/>
-                <w:szCs w:val="22"/>
-                <w:lang w:eastAsia="es-ES"/>
-                <w14:ligatures w14:val="none"/>
-              </w:rPr>
-              <w:t xml:space="preserve">ΔRs​: </w:t>
+            <w:proofErr w:type="spellStart"/>
+            <w:r>
+              <w:rPr>
+                <w:rFonts w:ascii="Calibri" w:eastAsia="Times New Roman" w:hAnsi="Calibri" w:cs="Calibri"/>
+                <w:b w:val="0"/>
+                <w:color w:val="000000"/>
+                <w:kern w:val="0"/>
+                <w:sz w:val="22"/>
+                <w:szCs w:val="22"/>
+                <w:lang w:eastAsia="es-ES"/>
+                <w14:ligatures w14:val="none"/>
+              </w:rPr>
+              <w:t>ΔRs</w:t>
+            </w:r>
+            <w:proofErr w:type="spellEnd"/>
+            <w:r>
+              <w:rPr>
+                <w:rFonts w:ascii="Calibri" w:eastAsia="Times New Roman" w:hAnsi="Calibri" w:cs="Calibri"/>
+                <w:b w:val="0"/>
+                <w:color w:val="000000"/>
+                <w:kern w:val="0"/>
+                <w:sz w:val="22"/>
+                <w:szCs w:val="22"/>
+                <w:lang w:eastAsia="es-ES"/>
+                <w14:ligatures w14:val="none"/>
+              </w:rPr>
+              <w:t xml:space="preserve">​: </w:t>
             </w:r>
             <w:r>
               <w:rPr>
@@ -1658,6 +1673,7 @@
                 <w14:ligatures w14:val="none"/>
               </w:rPr>
             </w:pPr>
+            <w:proofErr w:type="spellStart"/>
             <w:r>
               <w:rPr>
                 <w:rFonts w:ascii="Calibri" w:eastAsia="Times New Roman" w:hAnsi="Calibri" w:cs="Calibri"/>
@@ -1671,6 +1687,7 @@
               </w:rPr>
               <w:t>Tport</w:t>
             </w:r>
+            <w:proofErr w:type="spellEnd"/>
             <w:r>
               <w:rPr>
                 <w:rFonts w:ascii="Calibri" w:eastAsia="Times New Roman" w:hAnsi="Calibri" w:cs="Calibri"/>
@@ -1743,6 +1760,7 @@
                 <w14:ligatures w14:val="none"/>
               </w:rPr>
             </w:pPr>
+            <w:proofErr w:type="spellStart"/>
             <w:r>
               <w:rPr>
                 <w:rFonts w:ascii="Calibri" w:eastAsia="Times New Roman" w:hAnsi="Calibri" w:cs="Calibri"/>
@@ -1769,6 +1787,7 @@
               </w:rPr>
               <w:t>c</w:t>
             </w:r>
+            <w:proofErr w:type="spellEnd"/>
             <w:r>
               <w:rPr>
                 <w:rFonts w:ascii="Calibri" w:eastAsia="Times New Roman" w:hAnsi="Calibri" w:cs="Calibri"/>
@@ -1828,18 +1847,33 @@
                 <w14:ligatures w14:val="none"/>
               </w:rPr>
             </w:pPr>
-            <w:r>
-              <w:rPr>
-                <w:rFonts w:ascii="Calibri" w:eastAsia="Times New Roman" w:hAnsi="Calibri" w:cs="Calibri"/>
-                <w:b w:val="0"/>
-                <w:color w:val="000000"/>
-                <w:kern w:val="0"/>
-                <w:sz w:val="22"/>
-                <w:szCs w:val="22"/>
-                <w:lang w:eastAsia="es-ES"/>
-                <w14:ligatures w14:val="none"/>
-              </w:rPr>
-              <w:t xml:space="preserve">HFs​: número anual de </w:t>
+            <w:proofErr w:type="spellStart"/>
+            <w:r>
+              <w:rPr>
+                <w:rFonts w:ascii="Calibri" w:eastAsia="Times New Roman" w:hAnsi="Calibri" w:cs="Calibri"/>
+                <w:b w:val="0"/>
+                <w:color w:val="000000"/>
+                <w:kern w:val="0"/>
+                <w:sz w:val="22"/>
+                <w:szCs w:val="22"/>
+                <w:lang w:eastAsia="es-ES"/>
+                <w14:ligatures w14:val="none"/>
+              </w:rPr>
+              <w:t>HFs</w:t>
+            </w:r>
+            <w:proofErr w:type="spellEnd"/>
+            <w:r>
+              <w:rPr>
+                <w:rFonts w:ascii="Calibri" w:eastAsia="Times New Roman" w:hAnsi="Calibri" w:cs="Calibri"/>
+                <w:b w:val="0"/>
+                <w:color w:val="000000"/>
+                <w:kern w:val="0"/>
+                <w:sz w:val="22"/>
+                <w:szCs w:val="22"/>
+                <w:lang w:eastAsia="es-ES"/>
+                <w14:ligatures w14:val="none"/>
+              </w:rPr>
+              <w:t xml:space="preserve">​: número anual de </w:t>
             </w:r>
             <w:r>
               <w:rPr>
@@ -1913,18 +1947,33 @@
                 <w14:ligatures w14:val="none"/>
               </w:rPr>
             </w:pPr>
-            <w:r>
-              <w:rPr>
-                <w:rFonts w:ascii="Calibri" w:eastAsia="Times New Roman" w:hAnsi="Calibri" w:cs="Calibri"/>
-                <w:b w:val="0"/>
-                <w:color w:val="000000"/>
-                <w:kern w:val="0"/>
-                <w:sz w:val="22"/>
-                <w:szCs w:val="22"/>
-                <w:lang w:eastAsia="es-ES"/>
-                <w14:ligatures w14:val="none"/>
-              </w:rPr>
-              <w:t xml:space="preserve">HFhist​: número anual de </w:t>
+            <w:proofErr w:type="spellStart"/>
+            <w:r>
+              <w:rPr>
+                <w:rFonts w:ascii="Calibri" w:eastAsia="Times New Roman" w:hAnsi="Calibri" w:cs="Calibri"/>
+                <w:b w:val="0"/>
+                <w:color w:val="000000"/>
+                <w:kern w:val="0"/>
+                <w:sz w:val="22"/>
+                <w:szCs w:val="22"/>
+                <w:lang w:eastAsia="es-ES"/>
+                <w14:ligatures w14:val="none"/>
+              </w:rPr>
+              <w:t>HFhist</w:t>
+            </w:r>
+            <w:proofErr w:type="spellEnd"/>
+            <w:r>
+              <w:rPr>
+                <w:rFonts w:ascii="Calibri" w:eastAsia="Times New Roman" w:hAnsi="Calibri" w:cs="Calibri"/>
+                <w:b w:val="0"/>
+                <w:color w:val="000000"/>
+                <w:kern w:val="0"/>
+                <w:sz w:val="22"/>
+                <w:szCs w:val="22"/>
+                <w:lang w:eastAsia="es-ES"/>
+                <w14:ligatures w14:val="none"/>
+              </w:rPr>
+              <w:t xml:space="preserve">​: número anual de </w:t>
             </w:r>
             <w:r>
               <w:rPr>
@@ -1973,13 +2022,10 @@
     <w:p/>
     <w:p>
       <w:r>
-        <w:rPr>
-          <w:noProof/>
-        </w:rPr>
         <w:drawing>
-          <wp:inline distT="0" distB="0" distL="0" distR="0" wp14:anchorId="5E24FC9D" wp14:editId="10751E73">
-            <wp:extent cx="5400040" cy="1273810"/>
-            <wp:effectExtent l="0" t="0" r="0" b="2540"/>
+          <wp:inline distT="0" distB="0" distL="0" distR="0" wp14:anchorId="00004986" wp14:editId="709853D0">
+            <wp:extent cx="5400040" cy="1906270"/>
+            <wp:effectExtent l="0" t="0" r="0" b="0"/>
             <wp:docPr id="1" name="Imagen 1"/>
             <wp:cNvGraphicFramePr>
               <a:graphicFrameLocks xmlns:a="http://schemas.openxmlformats.org/drawingml/2006/main" noChangeAspect="1"/>
@@ -2000,7 +2046,7 @@
                   <pic:spPr>
                     <a:xfrm>
                       <a:off x="0" y="0"/>
-                      <a:ext cx="5400040" cy="1273810"/>
+                      <a:ext cx="5400040" cy="1906270"/>
                     </a:xfrm>
                     <a:prstGeom prst="rect">
                       <a:avLst/>
